--- a/00-首页/题组Word/初赛模拟卷（老·I~IX）/真题版式/初赛模拟卷VIII（非有机·学生版·真题版式）.docx
+++ b/00-首页/题组Word/初赛模拟卷（老·I~IX）/真题版式/初赛模拟卷VIII（非有机·学生版·真题版式）.docx
@@ -6256,7 +6256,7 @@
       <w:r>
         <w:drawing>
           <wp:inline>
-            <wp:extent cx="3240000" cy="2616922"/>
+            <wp:extent cx="2015999" cy="1628307"/>
             <wp:effectExtent b="0" l="0" r="0" t="0"/>
             <wp:docPr descr="" title="" id="25" name="Picture"/>
             <a:graphic>
@@ -6277,7 +6277,7 @@
                   <pic:spPr bwMode="auto">
                     <a:xfrm>
                       <a:off x="0" y="0"/>
-                      <a:ext cx="3240000" cy="2616922"/>
+                      <a:ext cx="2015999" cy="1628307"/>
                     </a:xfrm>
                     <a:prstGeom prst="rect">
                       <a:avLst/>
@@ -9748,7 +9748,7 @@
       <w:r>
         <w:drawing>
           <wp:inline>
-            <wp:extent cx="3600000" cy="1410499"/>
+            <wp:extent cx="2520000" cy="987349"/>
             <wp:effectExtent b="0" l="0" r="0" t="0"/>
             <wp:docPr descr="" title="" id="33" name="Picture"/>
             <a:graphic>
@@ -9769,7 +9769,7 @@
                   <pic:spPr bwMode="auto">
                     <a:xfrm>
                       <a:off x="0" y="0"/>
-                      <a:ext cx="3600000" cy="1410499"/>
+                      <a:ext cx="2520000" cy="987349"/>
                     </a:xfrm>
                     <a:prstGeom prst="rect">
                       <a:avLst/>
@@ -10142,7 +10142,7 @@
       <w:r>
         <w:drawing>
           <wp:inline>
-            <wp:extent cx="1800000" cy="1638000"/>
+            <wp:extent cx="1270000" cy="1155700"/>
             <wp:effectExtent b="0" l="0" r="0" t="0"/>
             <wp:docPr descr="" title="" id="37" name="Picture"/>
             <a:graphic>
@@ -10163,7 +10163,7 @@
                   <pic:spPr bwMode="auto">
                     <a:xfrm>
                       <a:off x="0" y="0"/>
-                      <a:ext cx="1800000" cy="1638000"/>
+                      <a:ext cx="1270000" cy="1155700"/>
                     </a:xfrm>
                     <a:prstGeom prst="rect">
                       <a:avLst/>
@@ -10191,7 +10191,7 @@
       <w:r>
         <w:drawing>
           <wp:inline>
-            <wp:extent cx="2552700" cy="2057400"/>
+            <wp:extent cx="2015999" cy="1624835"/>
             <wp:effectExtent b="0" l="0" r="0" t="0"/>
             <wp:docPr descr="" title="" id="40" name="Picture"/>
             <a:graphic>
@@ -10212,7 +10212,7 @@
                   <pic:spPr bwMode="auto">
                     <a:xfrm>
                       <a:off x="0" y="0"/>
-                      <a:ext cx="2552700" cy="2057400"/>
+                      <a:ext cx="2015999" cy="1624835"/>
                     </a:xfrm>
                     <a:prstGeom prst="rect">
                       <a:avLst/>
@@ -10240,7 +10240,7 @@
       <w:r>
         <w:drawing>
           <wp:inline>
-            <wp:extent cx="2628900" cy="2413000"/>
+            <wp:extent cx="2015999" cy="1850434"/>
             <wp:effectExtent b="0" l="0" r="0" t="0"/>
             <wp:docPr descr="" title="" id="43" name="Picture"/>
             <a:graphic>
@@ -10261,7 +10261,7 @@
                   <pic:spPr bwMode="auto">
                     <a:xfrm>
                       <a:off x="0" y="0"/>
-                      <a:ext cx="2628900" cy="2413000"/>
+                      <a:ext cx="2015999" cy="1850434"/>
                     </a:xfrm>
                     <a:prstGeom prst="rect">
                       <a:avLst/>
@@ -10338,7 +10338,7 @@
       <w:r>
         <w:drawing>
           <wp:inline>
-            <wp:extent cx="2273300" cy="2133600"/>
+            <wp:extent cx="2015999" cy="1892111"/>
             <wp:effectExtent b="0" l="0" r="0" t="0"/>
             <wp:docPr descr="" title="" id="49" name="Picture"/>
             <a:graphic>
@@ -10359,7 +10359,7 @@
                   <pic:spPr bwMode="auto">
                     <a:xfrm>
                       <a:off x="0" y="0"/>
-                      <a:ext cx="2273300" cy="2133600"/>
+                      <a:ext cx="2015999" cy="1892111"/>
                     </a:xfrm>
                     <a:prstGeom prst="rect">
                       <a:avLst/>
@@ -10387,7 +10387,7 @@
       <w:r>
         <w:drawing>
           <wp:inline>
-            <wp:extent cx="2476500" cy="2413000"/>
+            <wp:extent cx="2015999" cy="1964307"/>
             <wp:effectExtent b="0" l="0" r="0" t="0"/>
             <wp:docPr descr="" title="" id="52" name="Picture"/>
             <a:graphic>
@@ -10408,7 +10408,7 @@
                   <pic:spPr bwMode="auto">
                     <a:xfrm>
                       <a:off x="0" y="0"/>
-                      <a:ext cx="2476500" cy="2413000"/>
+                      <a:ext cx="2015999" cy="1964307"/>
                     </a:xfrm>
                     <a:prstGeom prst="rect">
                       <a:avLst/>
@@ -11527,7 +11527,7 @@
       <w:r>
         <w:drawing>
           <wp:inline>
-            <wp:extent cx="3124200" cy="3086100"/>
+            <wp:extent cx="2015999" cy="1991414"/>
             <wp:effectExtent b="0" l="0" r="0" t="0"/>
             <wp:docPr descr="" title="" id="56" name="Picture"/>
             <a:graphic>
@@ -11548,7 +11548,7 @@
                   <pic:spPr bwMode="auto">
                     <a:xfrm>
                       <a:off x="0" y="0"/>
-                      <a:ext cx="3124200" cy="3086100"/>
+                      <a:ext cx="2015999" cy="1991414"/>
                     </a:xfrm>
                     <a:prstGeom prst="rect">
                       <a:avLst/>
